--- a/Fifth Class/jjohnson3/Code Analysis.docx
+++ b/Fifth Class/jjohnson3/Code Analysis.docx
@@ -10,21 +10,65 @@
           <w:rFonts w:ascii="Menlo" w:eastAsia="Times New Roman" w:hAnsi="Menlo" w:cs="Menlo"/>
           <w:color w:val="000000" w:themeColor="text1"/>
           <w:kern w:val="0"/>
-          <w:sz w:val="22"/>
-          <w:szCs w:val="22"/>
-          <w14:ligatures w14:val="none"/>
-        </w:rPr>
-      </w:pPr>
-      <w:r>
-        <w:rPr>
-          <w:rFonts w:ascii="Menlo" w:eastAsia="Times New Roman" w:hAnsi="Menlo" w:cs="Menlo"/>
-          <w:color w:val="000000" w:themeColor="text1"/>
-          <w:kern w:val="0"/>
-          <w:sz w:val="22"/>
-          <w:szCs w:val="22"/>
-          <w14:ligatures w14:val="none"/>
-        </w:rPr>
-        <w:t xml:space="preserve">  Code Analysis</w:t>
+          <w:sz w:val="21"/>
+          <w:szCs w:val="21"/>
+          <w14:ligatures w14:val="none"/>
+        </w:rPr>
+      </w:pPr>
+      <w:r>
+        <w:rPr>
+          <w:rFonts w:ascii="Menlo" w:eastAsia="Times New Roman" w:hAnsi="Menlo" w:cs="Menlo"/>
+          <w:color w:val="000000" w:themeColor="text1"/>
+          <w:kern w:val="0"/>
+          <w:sz w:val="21"/>
+          <w:szCs w:val="21"/>
+          <w14:ligatures w14:val="none"/>
+        </w:rPr>
+        <w:t>My source for this was Google. I literally just googled "Java with 3 classes example</w:t>
+      </w:r>
+      <w:r>
+        <w:rPr>
+          <w:rFonts w:ascii="Menlo" w:eastAsia="Times New Roman" w:hAnsi="Menlo" w:cs="Menlo"/>
+          <w:color w:val="000000" w:themeColor="text1"/>
+          <w:kern w:val="0"/>
+          <w:sz w:val="21"/>
+          <w:szCs w:val="21"/>
+          <w14:ligatures w14:val="none"/>
+        </w:rPr>
+        <w:t>”. Th</w:t>
+      </w:r>
+      <w:r>
+        <w:rPr>
+          <w:rFonts w:ascii="Menlo" w:eastAsia="Times New Roman" w:hAnsi="Menlo" w:cs="Menlo"/>
+          <w:color w:val="000000" w:themeColor="text1"/>
+          <w:kern w:val="0"/>
+          <w:sz w:val="21"/>
+          <w:szCs w:val="21"/>
+          <w14:ligatures w14:val="none"/>
+        </w:rPr>
+        <w:t xml:space="preserve">e ai generated </w:t>
+      </w:r>
+      <w:r>
+        <w:rPr>
+          <w:rFonts w:ascii="Menlo" w:eastAsia="Times New Roman" w:hAnsi="Menlo" w:cs="Menlo"/>
+          <w:color w:val="000000" w:themeColor="text1"/>
+          <w:kern w:val="0"/>
+          <w:sz w:val="21"/>
+          <w:szCs w:val="21"/>
+          <w14:ligatures w14:val="none"/>
+        </w:rPr>
+        <w:t>it</w:t>
+      </w:r>
+      <w:r>
+        <w:rPr>
+          <w:rFonts w:ascii="Menlo" w:eastAsia="Times New Roman" w:hAnsi="Menlo" w:cs="Menlo"/>
+          <w:color w:val="000000" w:themeColor="text1"/>
+          <w:kern w:val="0"/>
+          <w:sz w:val="21"/>
+          <w:szCs w:val="21"/>
+          <w14:ligatures w14:val="none"/>
+        </w:rPr>
+        <w:t>.</w:t>
       </w:r>
     </w:p>
     <w:p>
@@ -74,6 +118,56 @@
           <w:szCs w:val="22"/>
           <w14:ligatures w14:val="none"/>
         </w:rPr>
+        <w:t xml:space="preserve"> Code Analysis</w:t>
+      </w:r>
+    </w:p>
+    <w:p>
+      <w:pPr>
+        <w:shd w:val="clear" w:color="auto" w:fill="FFFFFF"/>
+        <w:spacing w:after="0" w:line="270" w:lineRule="atLeast"/>
+        <w:rPr>
+          <w:rFonts w:ascii="Menlo" w:eastAsia="Times New Roman" w:hAnsi="Menlo" w:cs="Menlo"/>
+          <w:color w:val="000000" w:themeColor="text1"/>
+          <w:kern w:val="0"/>
+          <w:sz w:val="22"/>
+          <w:szCs w:val="22"/>
+          <w14:ligatures w14:val="none"/>
+        </w:rPr>
+      </w:pPr>
+      <w:r>
+        <w:rPr>
+          <w:rFonts w:ascii="Menlo" w:eastAsia="Times New Roman" w:hAnsi="Menlo" w:cs="Menlo"/>
+          <w:color w:val="000000" w:themeColor="text1"/>
+          <w:kern w:val="0"/>
+          <w:sz w:val="22"/>
+          <w:szCs w:val="22"/>
+          <w14:ligatures w14:val="none"/>
+        </w:rPr>
+        <w:t xml:space="preserve"> </w:t>
+      </w:r>
+    </w:p>
+    <w:p>
+      <w:pPr>
+        <w:shd w:val="clear" w:color="auto" w:fill="FFFFFF"/>
+        <w:spacing w:after="0" w:line="270" w:lineRule="atLeast"/>
+        <w:rPr>
+          <w:rFonts w:ascii="Menlo" w:eastAsia="Times New Roman" w:hAnsi="Menlo" w:cs="Menlo"/>
+          <w:color w:val="000000" w:themeColor="text1"/>
+          <w:kern w:val="0"/>
+          <w:sz w:val="22"/>
+          <w:szCs w:val="22"/>
+          <w14:ligatures w14:val="none"/>
+        </w:rPr>
+      </w:pPr>
+      <w:r>
+        <w:rPr>
+          <w:rFonts w:ascii="Menlo" w:eastAsia="Times New Roman" w:hAnsi="Menlo" w:cs="Menlo"/>
+          <w:color w:val="000000" w:themeColor="text1"/>
+          <w:kern w:val="0"/>
+          <w:sz w:val="22"/>
+          <w:szCs w:val="22"/>
+          <w14:ligatures w14:val="none"/>
+        </w:rPr>
         <w:t xml:space="preserve">  This program uses three classes:</w:t>
       </w:r>
     </w:p>
@@ -549,55 +643,7 @@
           <w:szCs w:val="22"/>
           <w14:ligatures w14:val="none"/>
         </w:rPr>
-        <w:t xml:space="preserve">  - I provide abstract ideas through methods like </w:t>
-      </w:r>
-      <w:proofErr w:type="gramStart"/>
-      <w:r>
-        <w:rPr>
-          <w:rFonts w:ascii="Menlo" w:eastAsia="Times New Roman" w:hAnsi="Menlo" w:cs="Menlo"/>
-          <w:color w:val="000000" w:themeColor="text1"/>
-          <w:kern w:val="0"/>
-          <w:sz w:val="22"/>
-          <w:szCs w:val="22"/>
-          <w14:ligatures w14:val="none"/>
-        </w:rPr>
-        <w:t>drive(</w:t>
-      </w:r>
-      <w:proofErr w:type="gramEnd"/>
-      <w:r>
-        <w:rPr>
-          <w:rFonts w:ascii="Menlo" w:eastAsia="Times New Roman" w:hAnsi="Menlo" w:cs="Menlo"/>
-          <w:color w:val="000000" w:themeColor="text1"/>
-          <w:kern w:val="0"/>
-          <w:sz w:val="22"/>
-          <w:szCs w:val="22"/>
-          <w14:ligatures w14:val="none"/>
-        </w:rPr>
-        <w:t xml:space="preserve">) and </w:t>
-      </w:r>
-      <w:proofErr w:type="gramStart"/>
-      <w:r>
-        <w:rPr>
-          <w:rFonts w:ascii="Menlo" w:eastAsia="Times New Roman" w:hAnsi="Menlo" w:cs="Menlo"/>
-          <w:color w:val="000000" w:themeColor="text1"/>
-          <w:kern w:val="0"/>
-          <w:sz w:val="22"/>
-          <w:szCs w:val="22"/>
-          <w14:ligatures w14:val="none"/>
-        </w:rPr>
-        <w:t>start(</w:t>
-      </w:r>
-      <w:proofErr w:type="gramEnd"/>
-      <w:r>
-        <w:rPr>
-          <w:rFonts w:ascii="Menlo" w:eastAsia="Times New Roman" w:hAnsi="Menlo" w:cs="Menlo"/>
-          <w:color w:val="000000" w:themeColor="text1"/>
-          <w:kern w:val="0"/>
-          <w:sz w:val="22"/>
-          <w:szCs w:val="22"/>
-          <w14:ligatures w14:val="none"/>
-        </w:rPr>
-        <w:t>), which represent actions rather than exposing raw data.</w:t>
+        <w:t xml:space="preserve">  - I provide abstract ideas through methods like drive() and start(), which represent actions rather than exposing raw data.</w:t>
       </w:r>
     </w:p>
     <w:p>
@@ -624,6 +670,33 @@
         </w:rPr>
         <w:t xml:space="preserve">  - The getters don't allow interaction with internal data.</w:t>
       </w:r>
+    </w:p>
+    <w:p>
+      <w:pPr>
+        <w:rPr>
+          <w:color w:val="000000" w:themeColor="text1"/>
+          <w:sz w:val="36"/>
+          <w:szCs w:val="36"/>
+        </w:rPr>
+      </w:pPr>
+    </w:p>
+    <w:p>
+      <w:pPr>
+        <w:rPr>
+          <w:color w:val="000000" w:themeColor="text1"/>
+          <w:sz w:val="36"/>
+          <w:szCs w:val="36"/>
+        </w:rPr>
+      </w:pPr>
+    </w:p>
+    <w:p>
+      <w:pPr>
+        <w:rPr>
+          <w:color w:val="000000" w:themeColor="text1"/>
+          <w:sz w:val="36"/>
+          <w:szCs w:val="36"/>
+        </w:rPr>
+      </w:pPr>
     </w:p>
     <w:p>
       <w:pPr>
